--- a/Word/Module 1/DOCX/Exercices/03_Exercice_Mise_en_page.docx
+++ b/Word/Module 1/DOCX/Exercices/03_Exercice_Mise_en_page.docx
@@ -3,126 +3,224 @@
 <w:document xmlns:wpc="http://schemas.microsoft.com/office/word/2010/wordprocessingCanvas" xmlns:mo="http://schemas.microsoft.com/office/mac/office/2008/main" xmlns:mc="http://schemas.openxmlformats.org/markup-compatibility/2006" xmlns:mv="urn:schemas-microsoft-com:mac:vml" xmlns:o="urn:schemas-microsoft-com:office:office" xmlns:r="http://schemas.openxmlformats.org/officeDocument/2006/relationships" xmlns:m="http://schemas.openxmlformats.org/officeDocument/2006/math" xmlns:v="urn:schemas-microsoft-com:vml" xmlns:wp14="http://schemas.microsoft.com/office/word/2010/wordprocessingDrawing" xmlns:wp="http://schemas.openxmlformats.org/drawingml/2006/wordprocessingDrawing" xmlns:w10="urn:schemas-microsoft-com:office:word" xmlns:w="http://schemas.openxmlformats.org/wordprocessingml/2006/main" xmlns:w14="http://schemas.microsoft.com/office/word/2010/wordml" xmlns:wpg="http://schemas.microsoft.com/office/word/2010/wordprocessingGroup" xmlns:wpi="http://schemas.microsoft.com/office/word/2010/wordprocessingInk" xmlns:wne="http://schemas.microsoft.com/office/word/2006/wordml" xmlns:wps="http://schemas.microsoft.com/office/word/2010/wordprocessingShape" mc:Ignorable="w14 wp14">
   <w:body>
     <w:p>
+      <w:pPr>
+        <w:spacing w:after="240" w:before="0"/>
+      </w:pPr>
       <w:r>
         <w:rPr>
+          <w:rFonts w:ascii="Calibri" w:hAnsi="Calibri" w:eastAsia="Calibri"/>
           <w:i/>
+          <w:color w:val="666666"/>
+          <w:sz w:val="22"/>
         </w:rPr>
-        <w:t>Consigne : ajoutez une page de garde, un saut de page, un en-tête, un pied de page et une numérotation, puis appliquez un thème.</w:t>
+        <w:t>Consigne : ajoutez une page de garde (titre, auteur, date), un saut de page, placez la table des matières sur la page suivante, saisissez l'en-tête « Procédure interne », numérotez le pied de page avec Première page différente, appliquez un thème, puis mettez la table à jour (F9).</w:t>
       </w:r>
     </w:p>
     <w:p>
       <w:pPr>
         <w:pStyle w:val="Title"/>
+        <w:spacing w:after="240" w:before="0"/>
       </w:pPr>
       <w:r>
+        <w:rPr>
+          <w:rFonts w:ascii="Calibri" w:hAnsi="Calibri" w:eastAsia="Calibri"/>
+          <w:sz w:val="22"/>
+        </w:rPr>
         <w:t>Procédure interne - Accueil d'un nouveau collaborateur</w:t>
       </w:r>
     </w:p>
     <w:p>
       <w:pPr>
         <w:pStyle w:val="Heading1"/>
+        <w:spacing w:after="120" w:before="240"/>
       </w:pPr>
       <w:r>
+        <w:rPr>
+          <w:rFonts w:ascii="Calibri" w:hAnsi="Calibri" w:eastAsia="Calibri"/>
+          <w:sz w:val="22"/>
+        </w:rPr>
         <w:t>Avant l'arrivée</w:t>
       </w:r>
     </w:p>
     <w:p>
       <w:pPr>
         <w:pStyle w:val="Heading2"/>
+        <w:spacing w:after="80" w:before="160"/>
       </w:pPr>
       <w:r>
+        <w:rPr>
+          <w:rFonts w:ascii="Calibri" w:hAnsi="Calibri" w:eastAsia="Calibri"/>
+          <w:sz w:val="22"/>
+        </w:rPr>
         <w:t>Préparer les accès</w:t>
       </w:r>
     </w:p>
     <w:p>
+      <w:pPr>
+        <w:spacing w:after="160" w:before="0"/>
+      </w:pPr>
       <w:r>
+        <w:rPr>
+          <w:rFonts w:ascii="Calibri" w:hAnsi="Calibri" w:eastAsia="Calibri"/>
+          <w:sz w:val="22"/>
+        </w:rPr>
         <w:t>Le responsable vérifie que les demandes d'accès sont introduites avant l'arrivée du collaborateur.</w:t>
       </w:r>
     </w:p>
     <w:p>
       <w:pPr>
         <w:pStyle w:val="Heading2"/>
+        <w:spacing w:after="80" w:before="160"/>
       </w:pPr>
       <w:r>
+        <w:rPr>
+          <w:rFonts w:ascii="Calibri" w:hAnsi="Calibri" w:eastAsia="Calibri"/>
+          <w:sz w:val="22"/>
+        </w:rPr>
         <w:t>Préparer le matériel</w:t>
       </w:r>
     </w:p>
     <w:p>
+      <w:pPr>
+        <w:spacing w:after="160" w:before="0"/>
+      </w:pPr>
       <w:r>
+        <w:rPr>
+          <w:rFonts w:ascii="Calibri" w:hAnsi="Calibri" w:eastAsia="Calibri"/>
+          <w:sz w:val="22"/>
+        </w:rPr>
         <w:t>Le poste de travail, le badge et les informations utiles sont préparés avec les personnes concernées.</w:t>
       </w:r>
     </w:p>
     <w:p>
       <w:pPr>
         <w:pStyle w:val="Heading1"/>
+        <w:spacing w:after="120" w:before="240"/>
       </w:pPr>
       <w:r>
+        <w:rPr>
+          <w:rFonts w:ascii="Calibri" w:hAnsi="Calibri" w:eastAsia="Calibri"/>
+          <w:sz w:val="22"/>
+        </w:rPr>
         <w:t>Le premier jour</w:t>
       </w:r>
     </w:p>
     <w:p>
       <w:pPr>
         <w:pStyle w:val="Heading2"/>
+        <w:spacing w:after="80" w:before="160"/>
       </w:pPr>
       <w:r>
+        <w:rPr>
+          <w:rFonts w:ascii="Calibri" w:hAnsi="Calibri" w:eastAsia="Calibri"/>
+          <w:sz w:val="22"/>
+        </w:rPr>
         <w:t>Accueil dans l'équipe</w:t>
       </w:r>
     </w:p>
     <w:p>
+      <w:pPr>
+        <w:spacing w:after="160" w:before="0"/>
+      </w:pPr>
       <w:r>
+        <w:rPr>
+          <w:rFonts w:ascii="Calibri" w:hAnsi="Calibri" w:eastAsia="Calibri"/>
+          <w:sz w:val="22"/>
+        </w:rPr>
         <w:t>Le collaborateur est accueilli par son référent et reçoit les informations pratiques.</w:t>
       </w:r>
     </w:p>
     <w:p>
       <w:pPr>
         <w:pStyle w:val="Heading2"/>
+        <w:spacing w:after="80" w:before="160"/>
       </w:pPr>
       <w:r>
+        <w:rPr>
+          <w:rFonts w:ascii="Calibri" w:hAnsi="Calibri" w:eastAsia="Calibri"/>
+          <w:sz w:val="22"/>
+        </w:rPr>
         <w:t>Présentation des outils</w:t>
       </w:r>
     </w:p>
     <w:p>
+      <w:pPr>
+        <w:spacing w:after="160" w:before="0"/>
+      </w:pPr>
       <w:r>
+        <w:rPr>
+          <w:rFonts w:ascii="Calibri" w:hAnsi="Calibri" w:eastAsia="Calibri"/>
+          <w:sz w:val="22"/>
+        </w:rPr>
         <w:t>Les outils principaux sont présentés : session Windows, messagerie, intranet et dossiers partagés.</w:t>
       </w:r>
     </w:p>
     <w:p>
       <w:pPr>
         <w:pStyle w:val="Heading1"/>
+        <w:spacing w:after="120" w:before="240"/>
       </w:pPr>
       <w:r>
+        <w:rPr>
+          <w:rFonts w:ascii="Calibri" w:hAnsi="Calibri" w:eastAsia="Calibri"/>
+          <w:sz w:val="22"/>
+        </w:rPr>
         <w:t>Après la première semaine</w:t>
       </w:r>
     </w:p>
     <w:p>
       <w:pPr>
         <w:pStyle w:val="Heading2"/>
+        <w:spacing w:after="80" w:before="160"/>
       </w:pPr>
       <w:r>
+        <w:rPr>
+          <w:rFonts w:ascii="Calibri" w:hAnsi="Calibri" w:eastAsia="Calibri"/>
+          <w:sz w:val="22"/>
+        </w:rPr>
         <w:t>Point de suivi</w:t>
       </w:r>
     </w:p>
     <w:p>
+      <w:pPr>
+        <w:spacing w:after="160" w:before="0"/>
+      </w:pPr>
       <w:r>
+        <w:rPr>
+          <w:rFonts w:ascii="Calibri" w:hAnsi="Calibri" w:eastAsia="Calibri"/>
+          <w:sz w:val="22"/>
+        </w:rPr>
         <w:t>Un court échange permet de vérifier que les accès, les outils et les premières tâches sont compris.</w:t>
       </w:r>
     </w:p>
     <w:p>
       <w:pPr>
         <w:pStyle w:val="Heading2"/>
+        <w:spacing w:after="80" w:before="160"/>
       </w:pPr>
       <w:r>
+        <w:rPr>
+          <w:rFonts w:ascii="Calibri" w:hAnsi="Calibri" w:eastAsia="Calibri"/>
+          <w:sz w:val="22"/>
+        </w:rPr>
         <w:t>Ajustements éventuels</w:t>
       </w:r>
     </w:p>
     <w:p>
+      <w:pPr>
+        <w:spacing w:after="160" w:before="0"/>
+      </w:pPr>
       <w:r>
+        <w:rPr>
+          <w:rFonts w:ascii="Calibri" w:hAnsi="Calibri" w:eastAsia="Calibri"/>
+          <w:sz w:val="22"/>
+        </w:rPr>
         <w:t>Les difficultés sont notées et transmises aux personnes concernées.</w:t>
       </w:r>
     </w:p>
     <w:sectPr>
-      <w:pgSz w:w="12240" w:h="15840"/>
-      <w:pgMar w:top="1440" w:right="1800" w:bottom="1440" w:left="1800" w:header="720" w:footer="720" w:gutter="0"/>
+      <w:pgSz w:w="11906" w:h="16838"/>
+      <w:pgMar w:top="1134" w:right="1417" w:bottom="1134" w:left="1417" w:header="720" w:footer="720" w:gutter="0"/>
       <w:cols w:space="720"/>
       <w:docGrid w:linePitch="360"/>
     </w:sectPr>
